--- a/tillsyn/A 43168-2024 tillsynsbegäran.docx
+++ b/tillsyn/A 43168-2024 tillsynsbegäran.docx
@@ -854,7 +854,7 @@
     <w:r>
       <w:tab/>
       <w:tab/>
-      <w:t>2026-09-14</w:t>
+      <w:t>2026-09-15</w:t>
       <w:br/>
       <w:br/>
     </w:r>

--- a/tillsyn/A 43168-2024 tillsynsbegäran.docx
+++ b/tillsyn/A 43168-2024 tillsynsbegäran.docx
@@ -854,7 +854,7 @@
     <w:r>
       <w:tab/>
       <w:tab/>
-      <w:t>2026-09-15</w:t>
+      <w:t>2026-09-16</w:t>
       <w:br/>
       <w:br/>
     </w:r>

--- a/tillsyn/A 43168-2024 tillsynsbegäran.docx
+++ b/tillsyn/A 43168-2024 tillsynsbegäran.docx
@@ -854,7 +854,7 @@
     <w:r>
       <w:tab/>
       <w:tab/>
-      <w:t>2026-09-16</w:t>
+      <w:t>2026-09-17</w:t>
       <w:br/>
       <w:br/>
     </w:r>

--- a/tillsyn/A 43168-2024 tillsynsbegäran.docx
+++ b/tillsyn/A 43168-2024 tillsynsbegäran.docx
@@ -854,7 +854,7 @@
     <w:r>
       <w:tab/>
       <w:tab/>
-      <w:t>2026-09-17</w:t>
+      <w:t>2026-09-18</w:t>
       <w:br/>
       <w:br/>
     </w:r>

--- a/tillsyn/A 43168-2024 tillsynsbegäran.docx
+++ b/tillsyn/A 43168-2024 tillsynsbegäran.docx
@@ -854,7 +854,7 @@
     <w:r>
       <w:tab/>
       <w:tab/>
-      <w:t>2026-09-18</w:t>
+      <w:t>2026-09-19</w:t>
       <w:br/>
       <w:br/>
     </w:r>

--- a/tillsyn/A 43168-2024 tillsynsbegäran.docx
+++ b/tillsyn/A 43168-2024 tillsynsbegäran.docx
@@ -854,7 +854,7 @@
     <w:r>
       <w:tab/>
       <w:tab/>
-      <w:t>2026-09-19</w:t>
+      <w:t>2026-09-21</w:t>
       <w:br/>
       <w:br/>
     </w:r>

--- a/tillsyn/A 43168-2024 tillsynsbegäran.docx
+++ b/tillsyn/A 43168-2024 tillsynsbegäran.docx
@@ -854,7 +854,7 @@
     <w:r>
       <w:tab/>
       <w:tab/>
-      <w:t>2026-09-21</w:t>
+      <w:t>2026-09-23</w:t>
       <w:br/>
       <w:br/>
     </w:r>

--- a/tillsyn/A 43168-2024 tillsynsbegäran.docx
+++ b/tillsyn/A 43168-2024 tillsynsbegäran.docx
@@ -854,7 +854,7 @@
     <w:r>
       <w:tab/>
       <w:tab/>
-      <w:t>2026-09-23</w:t>
+      <w:t>2026-09-24</w:t>
       <w:br/>
       <w:br/>
     </w:r>

--- a/tillsyn/A 43168-2024 tillsynsbegäran.docx
+++ b/tillsyn/A 43168-2024 tillsynsbegäran.docx
@@ -854,7 +854,7 @@
     <w:r>
       <w:tab/>
       <w:tab/>
-      <w:t>2026-09-24</w:t>
+      <w:t>2026-09-25</w:t>
       <w:br/>
       <w:br/>
     </w:r>

--- a/tillsyn/A 43168-2024 tillsynsbegäran.docx
+++ b/tillsyn/A 43168-2024 tillsynsbegäran.docx
@@ -854,7 +854,7 @@
     <w:r>
       <w:tab/>
       <w:tab/>
-      <w:t>2026-09-25</w:t>
+      <w:t>2026-09-26</w:t>
       <w:br/>
       <w:br/>
     </w:r>

--- a/tillsyn/A 43168-2024 tillsynsbegäran.docx
+++ b/tillsyn/A 43168-2024 tillsynsbegäran.docx
@@ -854,7 +854,7 @@
     <w:r>
       <w:tab/>
       <w:tab/>
-      <w:t>2026-09-26</w:t>
+      <w:t>2026-09-27</w:t>
       <w:br/>
       <w:br/>
     </w:r>

--- a/tillsyn/A 43168-2024 tillsynsbegäran.docx
+++ b/tillsyn/A 43168-2024 tillsynsbegäran.docx
@@ -854,7 +854,7 @@
     <w:r>
       <w:tab/>
       <w:tab/>
-      <w:t>2026-09-27</w:t>
+      <w:t>2026-09-28</w:t>
       <w:br/>
       <w:br/>
     </w:r>

--- a/tillsyn/A 43168-2024 tillsynsbegäran.docx
+++ b/tillsyn/A 43168-2024 tillsynsbegäran.docx
@@ -854,7 +854,7 @@
     <w:r>
       <w:tab/>
       <w:tab/>
-      <w:t>2026-09-28</w:t>
+      <w:t>2026-09-29</w:t>
       <w:br/>
       <w:br/>
     </w:r>

--- a/tillsyn/A 43168-2024 tillsynsbegäran.docx
+++ b/tillsyn/A 43168-2024 tillsynsbegäran.docx
@@ -854,7 +854,7 @@
     <w:r>
       <w:tab/>
       <w:tab/>
-      <w:t>2026-09-29</w:t>
+      <w:t>2026-09-30</w:t>
       <w:br/>
       <w:br/>
     </w:r>

--- a/tillsyn/A 43168-2024 tillsynsbegäran.docx
+++ b/tillsyn/A 43168-2024 tillsynsbegäran.docx
@@ -60,12 +60,12 @@
         <w:spacing w:after="240"/>
       </w:pPr>
       <w:r>
-        <w:t>Figur 1. Fyndplatser för naturvårdsarter i avverkningsanmälan. Markörer utan svart kant är placerade på fyndplatsen. Markörer med svart kant är placerade vid sidan av fyndplatsen och har ett svart streck som visar fyndplatsens exakta position. Kartans mittpunktskoordinat är N 6956813, E 591427 i SWEREF 99 TM.</w:t>
+        <w:t>Figur 1. Fyndplatser för naturvårdsarter i och inom 10 meter från avverkningsanmälan. Markörer utan svart kant är placerade på fyndplatsen. Markörer med svart kant är placerade vid sidan av fyndplatsen och har ett svart streck som visar fyndplatsens exakta position. Kartans mittpunktskoordinat är N 6956813, E 591427 i SWEREF 99 TM.</w:t>
       </w:r>
     </w:p>
     <w:p>
       <w:r>
-        <w:t>I avverkningsanmälan finns fynd av 6 naturvårdsarter, varav 2 är rödlistade, 1 är fridlyst, 5 är typiska (T) och 1 är signalart (S): rosenticka (NT, T), talltita (NT, §4), svart trolldruva (S, T), kransmossa (T), liljekonvalj (T) och ormbär (T). Se Figur 1.</w:t>
+        <w:t>I och inom 10 meter från avverkningsanmälan finns fynd av 10 naturvårdsarter, varav 3 är rödlistade, 1 är fridlyst, 8 är typiska (T) och 2 är signalarter (S): rosenticka (NT, T), talltita (NT, §4), ullticka (NT, T), björksplintborre (S), svart trolldruva (S, T), brudborste (T), kransmossa (T), liljekonvalj (T), linnea (T) och ormbär (T). Se Figur 1.</w:t>
       </w:r>
     </w:p>
     <w:p>
@@ -149,6 +149,73 @@
         <w:rPr>
           <w:b/>
         </w:rPr>
+        <w:t>Ullticka (NT)</w:t>
+      </w:r>
+      <w:r>
+        <w:t xml:space="preserve"> är knuten till restbestånd av barrnaturskog och förekommer med ett tydligt optimum i orörda eller måttligt påverkade gamla granskogar där det föreligger viss kontinuitet av grov död ved. Ullticka är en bra signalart inom hela sitt utbredningsområde och i södra Sverige är den sällsynt och en god signalart för skyddsvärda granskogsmiljöer. Den hotas av avverkning och fragmentering av naturskog och äldre granskog med lång trädkontinuitet. På ullticka kan ibland ulltickeporing (VU) påträffas - det är en sällsynt ticka som nyligen delats upp i de tre olika arterna ulltickeporing </w:t>
+      </w:r>
+      <w:r>
+        <w:rPr>
+          <w:i/>
+        </w:rPr>
+        <w:t xml:space="preserve">Skeletocutis brevispora </w:t>
+      </w:r>
+      <w:r>
+        <w:t>(VU)</w:t>
+      </w:r>
+      <w:r>
+        <w:rPr>
+          <w:i/>
+        </w:rPr>
+        <w:t>, Skeletocutis delicata</w:t>
+      </w:r>
+      <w:r>
+        <w:t xml:space="preserve"> (VU)</w:t>
+      </w:r>
+      <w:r>
+        <w:rPr>
+          <w:i/>
+        </w:rPr>
+        <w:t xml:space="preserve"> och Skeletocutis exilis</w:t>
+      </w:r>
+      <w:r>
+        <w:t xml:space="preserve"> (NT). Ullticka är typisk art för </w:t>
+      </w:r>
+      <w:r>
+        <w:rPr>
+          <w:i/>
+        </w:rPr>
+        <w:t xml:space="preserve">9010 Taiga, 9050 Näringsrik granskog </w:t>
+      </w:r>
+      <w:r>
+        <w:t xml:space="preserve">och </w:t>
+      </w:r>
+      <w:r>
+        <w:rPr>
+          <w:i/>
+        </w:rPr>
+        <w:t>9030 Landhöjningsskog</w:t>
+      </w:r>
+      <w:r>
+        <w:t xml:space="preserve"> (SLU Artdatabanken, 2026; Nitare &amp; Skogsstyrelsen, 2019; Miettinen &amp; Niemelä, 2018).</w:t>
+      </w:r>
+    </w:p>
+    <w:p>
+      <w:r>
+        <w:rPr>
+          <w:b/>
+        </w:rPr>
+        <w:t xml:space="preserve">Björksplintborre </w:t>
+      </w:r>
+      <w:r>
+        <w:t>är en skalbagge vars larvutveckling sker i bark på nyligen döda björkar, både stående träd och vindfällen. En prydlig rad med runda ventilationshål i barken ovanför modergången är synnerligen karaktäristiskt. Arten är knuten till lövrika blandskogar med en hög andel gamla träd, och starkt gynnad av naturliga störningar som torka, översvämningar, brand och stormfällningar. Talrika gnagspår kan tyda på biotoper med höga naturvärden, exempelvis för ovanliga hackspettar och andra, mer sällsynta vedinsekter. Larverna är omtyckt hackspettsföda (SLU Artdatabanken, 2025).</w:t>
+      </w:r>
+    </w:p>
+    <w:p>
+      <w:r>
+        <w:rPr>
+          <w:b/>
+        </w:rPr>
         <w:t>Svart trolldruva</w:t>
       </w:r>
       <w:r>
@@ -187,6 +254,35 @@
         <w:rPr>
           <w:b/>
         </w:rPr>
+        <w:t>Brudborste</w:t>
+      </w:r>
+      <w:r>
+        <w:t xml:space="preserve"> är typisk art för </w:t>
+      </w:r>
+      <w:r>
+        <w:rPr>
+          <w:i/>
+        </w:rPr>
+        <w:t xml:space="preserve">9050 Näringsrik granskog, 9040 Fjällbjörkskog, 6530 Lövängar, 6430 Högörtängar </w:t>
+      </w:r>
+      <w:r>
+        <w:t xml:space="preserve">och </w:t>
+      </w:r>
+      <w:r>
+        <w:rPr>
+          <w:i/>
+        </w:rPr>
+        <w:t>6510 Slåtterängar i låglandet</w:t>
+      </w:r>
+      <w:r>
+        <w:t xml:space="preserve"> (SLU Artdatabanken, 2025).</w:t>
+      </w:r>
+    </w:p>
+    <w:p>
+      <w:r>
+        <w:rPr>
+          <w:b/>
+        </w:rPr>
         <w:t>Kransmossa</w:t>
       </w:r>
       <w:r>
@@ -229,6 +325,26 @@
       </w:r>
       <w:r>
         <w:t>. På liljekonvalj kan man hitta rostsvampen konvaljerost (NE) (SLU Artdatabanken, 2025).</w:t>
+      </w:r>
+    </w:p>
+    <w:p>
+      <w:r>
+        <w:rPr>
+          <w:b/>
+        </w:rPr>
+        <w:t xml:space="preserve">Linnea </w:t>
+      </w:r>
+      <w:r>
+        <w:t xml:space="preserve">är typisk art för </w:t>
+      </w:r>
+      <w:r>
+        <w:rPr>
+          <w:i/>
+        </w:rPr>
+        <w:t>9010 Taiga</w:t>
+      </w:r>
+      <w:r>
+        <w:t>. På linnea kan man hitta sporsäcksvampen linnealudd (SLU Artdatabanken, 2025).</w:t>
       </w:r>
     </w:p>
     <w:p>
@@ -288,7 +404,7 @@
     </w:p>
     <w:p>
       <w:r>
-        <w:t>Följande typiska arter har sina livsmiljöer och växtplatser i den avverkningsanmälda skogen: rosenticka (NT, T), svart trolldruva (S, T), kransmossa (T), liljekonvalj (T) och ormbär (T).</w:t>
+        <w:t>Följande typiska arter har sina livsmiljöer och växtplatser i den avverkningsanmälda skogen: rosenticka (NT, T), ullticka (NT, T), svart trolldruva (S, T), brudborste (T), kransmossa (T), liljekonvalj (T), linnea (T) och ormbär (T).</w:t>
       </w:r>
     </w:p>
     <w:p>
@@ -854,7 +970,7 @@
     <w:r>
       <w:tab/>
       <w:tab/>
-      <w:t>2026-09-30</w:t>
+      <w:t>2026-10-01</w:t>
       <w:br/>
       <w:br/>
     </w:r>

--- a/tillsyn/A 43168-2024 tillsynsbegäran.docx
+++ b/tillsyn/A 43168-2024 tillsynsbegäran.docx
@@ -22,7 +22,7 @@
       <w:r>
         <w:drawing>
           <wp:inline xmlns:a="http://schemas.openxmlformats.org/drawingml/2006/main" xmlns:pic="http://schemas.openxmlformats.org/drawingml/2006/picture">
-            <wp:extent cx="5321674" cy="5724000"/>
+            <wp:extent cx="5313187" cy="5724000"/>
             <wp:docPr id="1" name="Picture 1"/>
             <wp:cNvGraphicFramePr>
               <a:graphicFrameLocks noChangeAspect="1"/>
@@ -43,7 +43,7 @@
                   <pic:spPr>
                     <a:xfrm>
                       <a:off x="0" y="0"/>
-                      <a:ext cx="5321674" cy="5724000"/>
+                      <a:ext cx="5313187" cy="5724000"/>
                     </a:xfrm>
                     <a:prstGeom prst="rect"/>
                   </pic:spPr>
@@ -65,7 +65,7 @@
     </w:p>
     <w:p>
       <w:r>
-        <w:t>I och inom 10 meter från avverkningsanmälan finns fynd av 10 naturvårdsarter, varav 3 är rödlistade, 1 är fridlyst, 8 är typiska (T) och 2 är signalarter (S): rosenticka (NT, T), talltita (NT, §4), ullticka (NT, T), björksplintborre (S), svart trolldruva (S, T), brudborste (T), kransmossa (T), liljekonvalj (T), linnea (T) och ormbär (T). Se Figur 1.</w:t>
+        <w:t>I och inom 10 meter från avverkningsanmälan finns fynd av 15 naturvårdsarter, varav 6 är rödlistade, 2 är fridlysta, 10 är typiska (T) och 3 är signalarter (S): djupsvart brunbagge (EN), koralltaggsvamp (NT, T), kötticka (NT), rosenticka (NT, T), talltita (NT, §4), ullticka (NT, T), björksplintborre (S), jättesvampmal (S), svart trolldruva (S, T), brudborste (T), gråspett (T, §4), kransmossa (T), liljekonvalj (T), linnea (T) och ormbär (T). Se Figur 1.</w:t>
       </w:r>
     </w:p>
     <w:p>
@@ -109,6 +109,66 @@
         <w:rPr>
           <w:b/>
         </w:rPr>
+        <w:t>Djupsvart brunbagge (EN)</w:t>
+      </w:r>
+      <w:r>
+        <w:t xml:space="preserve"> är rödlistad som starkt hotad och omfattas av åtgärdsprogram för björklevande vedskalbaggar i Norrland. Arten utvecklas i svampangripen vitrötad lövträdsved och i norra Sverige är fynd framförallt gjorda i döda björkar, särskilt högstubbar av grova vårtbjörkar med fnösktickor (SLU Artdatabanken, 2021; Naturvårdsverket, 2008). Av den uppdaterade åtgärdstabellen för djupsvart brunbagge (2020–2027) framgår det att formellt skydd av större områden är nödvändigt för att klara arten på sikt, i kombination med den naturvårdsskötsel, ekoparker och frivilliga avsättningar som skogsägare arbetar med. Vidare att gynnsam bevarandestatus för djupsvart brunbagge uppnås när det finns starka förekomster i minst 20 trakter i landet. Med stark förekomst menas att inom en trakt på 500–5000 ha utgörs minst 25 % av lämpligt habitat innehållande minst 10 lämpliga träd per ha och att 25 % av dessa är bebodda av arten. Trakter ska ha en sådan trädslags- och ålders-sammansättning att områden rika på grova lövträd även finns på 50 års sikt. Trakter med starka förekomster ska vara spridda över respektive arts sentida (1900-tal) utbredningsområde i landet (Naturvårdsverket och Länsstyrelsen Gävleborg, 2022).</w:t>
+      </w:r>
+    </w:p>
+    <w:p>
+      <w:r>
+        <w:rPr>
+          <w:b/>
+        </w:rPr>
+        <w:t>Koralltaggsvamp (NT)</w:t>
+      </w:r>
+      <w:r>
+        <w:t xml:space="preserve"> är i hela landet en mycket bra signalart som nästan enbart påträffas i skogsområden med höga naturvärden. Arten hotas av brist på död ved. Ingrepp som innebär att lågor och döda eller skadade träd tas bort missgynnar arten. En slutavverkning, skoglig gallring eller annat uttag av virke på växtplatsen som ger ett förändrat lokalklimat innebär ett direkt hot liksom överföring av lövskog till barrskog. Koralltaggsvamp är typisk art för </w:t>
+      </w:r>
+      <w:r>
+        <w:rPr>
+          <w:i/>
+        </w:rPr>
+        <w:t>9010 Taiga, 9050 Näringsrik granskog</w:t>
+      </w:r>
+      <w:r>
+        <w:t xml:space="preserve"> och</w:t>
+      </w:r>
+      <w:r>
+        <w:rPr>
+          <w:i/>
+        </w:rPr>
+        <w:t xml:space="preserve"> 9030 Landhöjningsskog</w:t>
+      </w:r>
+      <w:r>
+        <w:t xml:space="preserve"> (SLU Artdatabanken, 2024; Nitare &amp; Skogsstyrelsen, 2019).</w:t>
+      </w:r>
+    </w:p>
+    <w:p>
+      <w:r>
+        <w:rPr>
+          <w:b/>
+        </w:rPr>
+        <w:t>Kötticka (NT)</w:t>
+      </w:r>
+      <w:r>
+        <w:t xml:space="preserve"> är granens kötticka och har klassificerats som ”gammelskogsindikator”, då den förekommer med ett tydligt optimum i äldre barrskogar, främst fuktiga granskogar. Den har högst signalvärde söder om den naturliga norrlandsgränsen </w:t>
+      </w:r>
+      <w:r>
+        <w:rPr>
+          <w:i/>
+        </w:rPr>
+        <w:t>limes norrlandicus</w:t>
+      </w:r>
+      <w:r>
+        <w:t>, men signalerar vanligtvis höga naturvärden även i Norrland. Arten är knuten till miljöer med konstant luftfuktighet och känslig för uttorkning som en avverkning kan medföra. Den totala populationen bedöms därför ha minskat under de senaste 30 åren och fortsätter att minska i takt med att grankontinuitetsskogar (skogar som inte kalavverkats) minskar i areal, samtidigt som att lämpliga miljöer inte återskapas i samma takt (SLU Artdatabanken, 2024; Nitare &amp; Skogsstyrelsen, 2019).</w:t>
+      </w:r>
+    </w:p>
+    <w:p>
+      <w:r>
+        <w:rPr>
+          <w:b/>
+        </w:rPr>
         <w:t>Rosenticka (NT)</w:t>
       </w:r>
       <w:r>
@@ -216,6 +276,17 @@
         <w:rPr>
           <w:b/>
         </w:rPr>
+        <w:t>Jättesvampmal</w:t>
+      </w:r>
+      <w:r>
+        <w:t xml:space="preserve"> är en fjäril som flyger i juli i mer eller mindre orörd gammal löv- eller blandskog, särskilt sådan med björk och bok. Larven lever i fnöskticka m.fl. tickor och kläckhålen och resterna av larvgångar i äldre fruktkroppar är lätta att känna igen och inventera. Arten hotas av avverkning av gamla, svampangripna lövträd samt bortforsling av döda lövträd, vindfällen och lågor. Gamla lövträd och naturbestånd med lövskog - särskilt björk och bok - bör sparas så långt möjligt och död ved lämnas kvar i skogen (SLU Artdatabanken, 2025).</w:t>
+      </w:r>
+    </w:p>
+    <w:p>
+      <w:r>
+        <w:rPr>
+          <w:b/>
+        </w:rPr>
         <w:t>Svart trolldruva</w:t>
       </w:r>
       <w:r>
@@ -276,6 +347,26 @@
       </w:r>
       <w:r>
         <w:t xml:space="preserve"> (SLU Artdatabanken, 2025).</w:t>
+      </w:r>
+    </w:p>
+    <w:p>
+      <w:r>
+        <w:rPr>
+          <w:b/>
+        </w:rPr>
+        <w:t>Gråspett (§4)</w:t>
+      </w:r>
+      <w:r>
+        <w:t xml:space="preserve"> är fridlyst enligt 4§ artskyddsförordningen och upptagen i bilaga 1 fågeldirektivet. Gråspetten är en bra indikator för lövrika områden på landskapsnivå och försvinner när gles, flerskiktad, lövrik skog med hög andel döda och döende träd ersätts av täta, barrdominerade likåldriga bestånd. Arten missgynnas av skogliga åtgärder som minskar mängden död ved, som t.ex. bortrensning av vindfällen, avverkning i sumpskogsmiljöer och på brandfält. Häckningsreviret är stort, cirka 50–100 hektar. Under vintern är gråspetten mer beroende av äldre skog och döda träd och kan då röra sig över betydligt större områden, uppemot 2000–5000 hektar. Gråspett är typisk art för </w:t>
+      </w:r>
+      <w:r>
+        <w:rPr>
+          <w:i/>
+        </w:rPr>
+        <w:t xml:space="preserve">9010 Taiga </w:t>
+      </w:r>
+      <w:r>
+        <w:t>(Skogsstyrelsen, 2016; SLU Artdatabanken, 2025).</w:t>
       </w:r>
     </w:p>
     <w:p>
@@ -404,7 +495,7 @@
     </w:p>
     <w:p>
       <w:r>
-        <w:t>Följande typiska arter har sina livsmiljöer och växtplatser i den avverkningsanmälda skogen: rosenticka (NT, T), ullticka (NT, T), svart trolldruva (S, T), brudborste (T), kransmossa (T), liljekonvalj (T), linnea (T) och ormbär (T).</w:t>
+        <w:t>Följande typiska arter har sina livsmiljöer och växtplatser i den avverkningsanmälda skogen: koralltaggsvamp (NT, T), rosenticka (NT, T), ullticka (NT, T), svart trolldruva (S, T), brudborste (T), gråspett (T, §4), kransmossa (T), liljekonvalj (T), linnea (T) och ormbär (T).</w:t>
       </w:r>
     </w:p>
     <w:p>
@@ -471,7 +562,82 @@
         <w:pStyle w:val="Title"/>
       </w:pPr>
       <w:r>
-        <w:t>BILAGA 1 – Fridlysta arter</w:t>
+        <w:t>BILAGA 1 –</w:t>
+        <w:br/>
+        <w:t>Fridlysta och rödlistade arter</w:t>
+      </w:r>
+    </w:p>
+    <w:p>
+      <w:pPr>
+        <w:pStyle w:val="Heading1"/>
+      </w:pPr>
+      <w:r>
+        <w:t>Djupsvart brunbagge – ekologi samt krav på livsmiljön</w:t>
+      </w:r>
+    </w:p>
+    <w:p>
+      <w:r>
+        <w:t>Djupsvart brunbagge är rödlistad som starkt hotad (EN) och omfattas av åtgärdsprogram för björklevande vedskalbaggar i Norrland. Djupsvart brunbagge utvecklas i svampangripen vitrötad lövträdsved. I norra Sverige är fynd framförallt gjorda i döda björkar, särskilt högstubbar av grova vårtbjörkar med fnösktickor (SLU Artdatabanken, 2021; Naturvårdsverket, 2008).</w:t>
+      </w:r>
+    </w:p>
+    <w:p>
+      <w:r>
+        <w:t>Av den uppdaterade åtgärdstabellen för djupsvart brunbagge (2020–2027) framgår det att formellt skydd av större områden är nödvändigt för att klara arten på sikt, i kombination med den naturvårdsskötsel, ekoparker och frivilliga avsättningar som skogsägare arbetar med (Naturvårdsverket och Länsstyrelsen Gävleborg, 2022).</w:t>
+      </w:r>
+    </w:p>
+    <w:p>
+      <w:r>
+        <w:t>Vidare att gynnsam bevarandestatus för djupsvart brunbagge uppnås när det finns starka förekomster i minst 20 trakter i landet. Med stark förekomst menas att inom en trakt på 500–5000 ha utgörs minst 25 % av lämpligt habitat innehållande minst 10 lämpliga träd per ha och att 25 % av dessa är bebodda av arten. Trakter ska ha en sådan trädslags- och ålders-sammansättning att områden rika på grova lövträd även finns på 50 års sikt. Trakter med starka förekomster ska vara spridda över respektive arts sentida (1900-tal) utbredningsområde i landet (Naturvårdsverket och Länsstyrelsen Gävleborg, 2022).</w:t>
+      </w:r>
+    </w:p>
+    <w:p>
+      <w:pPr>
+        <w:pStyle w:val="Heading2"/>
+      </w:pPr>
+      <w:r>
+        <w:t>Referenser – djupsvart brunbagge</w:t>
+      </w:r>
+    </w:p>
+    <w:p>
+      <w:r>
+        <w:t xml:space="preserve">Naturvårdsverket &amp; Länsstyrelsen Gävleborg, 2022. </w:t>
+      </w:r>
+      <w:r>
+        <w:rPr>
+          <w:i/>
+        </w:rPr>
+        <w:t xml:space="preserve">Uppdaterad åtgärdstabell för björklevande vedskalbaggar, 2020–2027. </w:t>
+      </w:r>
+      <w:r>
+        <w:t>Naturvårdsverket Stockholm.</w:t>
+      </w:r>
+    </w:p>
+    <w:p>
+      <w:r>
+        <w:t xml:space="preserve">Naturvårdsverket, 2008. </w:t>
+      </w:r>
+      <w:r>
+        <w:rPr>
+          <w:i/>
+        </w:rPr>
+        <w:t xml:space="preserve">Åtgärdsprogram för björklevande vedskalbaggar i Norrland 2008–2012. </w:t>
+      </w:r>
+      <w:r>
+        <w:t>Rapport 5843 – November 2008</w:t>
+      </w:r>
+    </w:p>
+    <w:p>
+      <w:r>
+        <w:t xml:space="preserve">SLU Artdatabanken, 2021. </w:t>
+      </w:r>
+      <w:r>
+        <w:rPr>
+          <w:i/>
+        </w:rPr>
+        <w:t xml:space="preserve">Artfaktablad. Naturvård – artfakta. </w:t>
+      </w:r>
+      <w:r>
+        <w:t>SLU Artdatabanken, Uppsala</w:t>
       </w:r>
     </w:p>
     <w:p>
@@ -970,7 +1136,7 @@
     <w:r>
       <w:tab/>
       <w:tab/>
-      <w:t>2026-10-01</w:t>
+      <w:t>2026-10-02</w:t>
       <w:br/>
       <w:br/>
     </w:r>

--- a/tillsyn/A 43168-2024 tillsynsbegäran.docx
+++ b/tillsyn/A 43168-2024 tillsynsbegäran.docx
@@ -1136,7 +1136,7 @@
     <w:r>
       <w:tab/>
       <w:tab/>
-      <w:t>2026-10-02</w:t>
+      <w:t>2026-10-03</w:t>
       <w:br/>
       <w:br/>
     </w:r>

--- a/tillsyn/A 43168-2024 tillsynsbegäran.docx
+++ b/tillsyn/A 43168-2024 tillsynsbegäran.docx
@@ -1136,7 +1136,7 @@
     <w:r>
       <w:tab/>
       <w:tab/>
-      <w:t>2026-10-03</w:t>
+      <w:t>2026-10-04</w:t>
       <w:br/>
       <w:br/>
     </w:r>

--- a/tillsyn/A 43168-2024 tillsynsbegäran.docx
+++ b/tillsyn/A 43168-2024 tillsynsbegäran.docx
@@ -1136,7 +1136,7 @@
     <w:r>
       <w:tab/>
       <w:tab/>
-      <w:t>2026-10-04</w:t>
+      <w:t>2026-10-05</w:t>
       <w:br/>
       <w:br/>
     </w:r>

--- a/tillsyn/A 43168-2024 tillsynsbegäran.docx
+++ b/tillsyn/A 43168-2024 tillsynsbegäran.docx
@@ -1136,7 +1136,7 @@
     <w:r>
       <w:tab/>
       <w:tab/>
-      <w:t>2026-10-05</w:t>
+      <w:t>2026-10-06</w:t>
       <w:br/>
       <w:br/>
     </w:r>

--- a/tillsyn/A 43168-2024 tillsynsbegäran.docx
+++ b/tillsyn/A 43168-2024 tillsynsbegäran.docx
@@ -1136,7 +1136,7 @@
     <w:r>
       <w:tab/>
       <w:tab/>
-      <w:t>2026-10-06</w:t>
+      <w:t>2026-10-07</w:t>
       <w:br/>
       <w:br/>
     </w:r>

--- a/tillsyn/A 43168-2024 tillsynsbegäran.docx
+++ b/tillsyn/A 43168-2024 tillsynsbegäran.docx
@@ -1136,7 +1136,7 @@
     <w:r>
       <w:tab/>
       <w:tab/>
-      <w:t>2026-10-07</w:t>
+      <w:t>2026-10-08</w:t>
       <w:br/>
       <w:br/>
     </w:r>

--- a/tillsyn/A 43168-2024 tillsynsbegäran.docx
+++ b/tillsyn/A 43168-2024 tillsynsbegäran.docx
@@ -1136,7 +1136,7 @@
     <w:r>
       <w:tab/>
       <w:tab/>
-      <w:t>2026-10-08</w:t>
+      <w:t>2026-10-09</w:t>
       <w:br/>
       <w:br/>
     </w:r>

--- a/tillsyn/A 43168-2024 tillsynsbegäran.docx
+++ b/tillsyn/A 43168-2024 tillsynsbegäran.docx
@@ -1136,7 +1136,7 @@
     <w:r>
       <w:tab/>
       <w:tab/>
-      <w:t>2026-10-09</w:t>
+      <w:t>2026-10-10</w:t>
       <w:br/>
       <w:br/>
     </w:r>

--- a/tillsyn/A 43168-2024 tillsynsbegäran.docx
+++ b/tillsyn/A 43168-2024 tillsynsbegäran.docx
@@ -1136,7 +1136,7 @@
     <w:r>
       <w:tab/>
       <w:tab/>
-      <w:t>2026-10-10</w:t>
+      <w:t>2026-10-11</w:t>
       <w:br/>
       <w:br/>
     </w:r>

--- a/tillsyn/A 43168-2024 tillsynsbegäran.docx
+++ b/tillsyn/A 43168-2024 tillsynsbegäran.docx
@@ -1136,7 +1136,7 @@
     <w:r>
       <w:tab/>
       <w:tab/>
-      <w:t>2026-10-11</w:t>
+      <w:t>2026-10-12</w:t>
       <w:br/>
       <w:br/>
     </w:r>

--- a/tillsyn/A 43168-2024 tillsynsbegäran.docx
+++ b/tillsyn/A 43168-2024 tillsynsbegäran.docx
@@ -1136,7 +1136,7 @@
     <w:r>
       <w:tab/>
       <w:tab/>
-      <w:t>2026-10-12</w:t>
+      <w:t>2026-10-13</w:t>
       <w:br/>
       <w:br/>
     </w:r>

--- a/tillsyn/A 43168-2024 tillsynsbegäran.docx
+++ b/tillsyn/A 43168-2024 tillsynsbegäran.docx
@@ -1136,7 +1136,7 @@
     <w:r>
       <w:tab/>
       <w:tab/>
-      <w:t>2026-10-13</w:t>
+      <w:t>2026-10-14</w:t>
       <w:br/>
       <w:br/>
     </w:r>

--- a/tillsyn/A 43168-2024 tillsynsbegäran.docx
+++ b/tillsyn/A 43168-2024 tillsynsbegäran.docx
@@ -1136,7 +1136,7 @@
     <w:r>
       <w:tab/>
       <w:tab/>
-      <w:t>2026-10-14</w:t>
+      <w:t>2026-10-15</w:t>
       <w:br/>
       <w:br/>
     </w:r>

--- a/tillsyn/A 43168-2024 tillsynsbegäran.docx
+++ b/tillsyn/A 43168-2024 tillsynsbegäran.docx
@@ -1136,7 +1136,7 @@
     <w:r>
       <w:tab/>
       <w:tab/>
-      <w:t>2026-10-15</w:t>
+      <w:t>2026-10-16</w:t>
       <w:br/>
       <w:br/>
     </w:r>

--- a/tillsyn/A 43168-2024 tillsynsbegäran.docx
+++ b/tillsyn/A 43168-2024 tillsynsbegäran.docx
@@ -1136,7 +1136,7 @@
     <w:r>
       <w:tab/>
       <w:tab/>
-      <w:t>2026-10-16</w:t>
+      <w:t>2026-10-17</w:t>
       <w:br/>
       <w:br/>
     </w:r>

--- a/tillsyn/A 43168-2024 tillsynsbegäran.docx
+++ b/tillsyn/A 43168-2024 tillsynsbegäran.docx
@@ -1136,7 +1136,7 @@
     <w:r>
       <w:tab/>
       <w:tab/>
-      <w:t>2026-10-17</w:t>
+      <w:t>2026-10-18</w:t>
       <w:br/>
       <w:br/>
     </w:r>

--- a/tillsyn/A 43168-2024 tillsynsbegäran.docx
+++ b/tillsyn/A 43168-2024 tillsynsbegäran.docx
@@ -1136,7 +1136,7 @@
     <w:r>
       <w:tab/>
       <w:tab/>
-      <w:t>2026-10-18</w:t>
+      <w:t>2026-10-19</w:t>
       <w:br/>
       <w:br/>
     </w:r>

--- a/tillsyn/A 43168-2024 tillsynsbegäran.docx
+++ b/tillsyn/A 43168-2024 tillsynsbegäran.docx
@@ -1136,7 +1136,7 @@
     <w:r>
       <w:tab/>
       <w:tab/>
-      <w:t>2026-10-19</w:t>
+      <w:t>2026-10-20</w:t>
       <w:br/>
       <w:br/>
     </w:r>

--- a/tillsyn/A 43168-2024 tillsynsbegäran.docx
+++ b/tillsyn/A 43168-2024 tillsynsbegäran.docx
@@ -1136,7 +1136,7 @@
     <w:r>
       <w:tab/>
       <w:tab/>
-      <w:t>2026-10-20</w:t>
+      <w:t>2026-10-21</w:t>
       <w:br/>
       <w:br/>
     </w:r>

--- a/tillsyn/A 43168-2024 tillsynsbegäran.docx
+++ b/tillsyn/A 43168-2024 tillsynsbegäran.docx
@@ -1136,7 +1136,7 @@
     <w:r>
       <w:tab/>
       <w:tab/>
-      <w:t>2026-10-21</w:t>
+      <w:t>2026-10-22</w:t>
       <w:br/>
       <w:br/>
     </w:r>

--- a/tillsyn/A 43168-2024 tillsynsbegäran.docx
+++ b/tillsyn/A 43168-2024 tillsynsbegäran.docx
@@ -1136,7 +1136,7 @@
     <w:r>
       <w:tab/>
       <w:tab/>
-      <w:t>2026-10-22</w:t>
+      <w:t>2026-10-23</w:t>
       <w:br/>
       <w:br/>
     </w:r>

--- a/tillsyn/A 43168-2024 tillsynsbegäran.docx
+++ b/tillsyn/A 43168-2024 tillsynsbegäran.docx
@@ -1136,7 +1136,7 @@
     <w:r>
       <w:tab/>
       <w:tab/>
-      <w:t>2026-10-23</w:t>
+      <w:t>2026-10-24</w:t>
       <w:br/>
       <w:br/>
     </w:r>

--- a/tillsyn/A 43168-2024 tillsynsbegäran.docx
+++ b/tillsyn/A 43168-2024 tillsynsbegäran.docx
@@ -1136,7 +1136,7 @@
     <w:r>
       <w:tab/>
       <w:tab/>
-      <w:t>2026-10-24</w:t>
+      <w:t>2026-10-25</w:t>
       <w:br/>
       <w:br/>
     </w:r>

--- a/tillsyn/A 43168-2024 tillsynsbegäran.docx
+++ b/tillsyn/A 43168-2024 tillsynsbegäran.docx
@@ -1136,7 +1136,7 @@
     <w:r>
       <w:tab/>
       <w:tab/>
-      <w:t>2026-10-25</w:t>
+      <w:t>2026-10-26</w:t>
       <w:br/>
       <w:br/>
     </w:r>

--- a/tillsyn/A 43168-2024 tillsynsbegäran.docx
+++ b/tillsyn/A 43168-2024 tillsynsbegäran.docx
@@ -1136,7 +1136,7 @@
     <w:r>
       <w:tab/>
       <w:tab/>
-      <w:t>2026-10-26</w:t>
+      <w:t>2026-10-27</w:t>
       <w:br/>
       <w:br/>
     </w:r>

--- a/tillsyn/A 43168-2024 tillsynsbegäran.docx
+++ b/tillsyn/A 43168-2024 tillsynsbegäran.docx
@@ -1136,7 +1136,7 @@
     <w:r>
       <w:tab/>
       <w:tab/>
-      <w:t>2026-10-27</w:t>
+      <w:t>2026-10-28</w:t>
       <w:br/>
       <w:br/>
     </w:r>

--- a/tillsyn/A 43168-2024 tillsynsbegäran.docx
+++ b/tillsyn/A 43168-2024 tillsynsbegäran.docx
@@ -1136,7 +1136,7 @@
     <w:r>
       <w:tab/>
       <w:tab/>
-      <w:t>2026-10-28</w:t>
+      <w:t>2026-10-29</w:t>
       <w:br/>
       <w:br/>
     </w:r>

--- a/tillsyn/A 43168-2024 tillsynsbegäran.docx
+++ b/tillsyn/A 43168-2024 tillsynsbegäran.docx
@@ -1136,7 +1136,7 @@
     <w:r>
       <w:tab/>
       <w:tab/>
-      <w:t>2026-10-29</w:t>
+      <w:t>2026-10-31</w:t>
       <w:br/>
       <w:br/>
     </w:r>
